--- a/templates/şablonlar/4. Elektrik/FR7.2.71 Katodik Koruma Ölçüm Raporu.docx
+++ b/templates/şablonlar/4. Elektrik/FR7.2.71 Katodik Koruma Ölçüm Raporu.docx
@@ -8473,7 +8473,7 @@
               <w:sz w:val="16"/>
               <w:szCs w:val="18"/>
             </w:rPr>
-            <w:t xml:space="preserve">Fetih Mahallesi Aslanlı Kışla </w:t>
+            <w:t xml:space="preserve">Akabe Mahallesi Aslanlı Kışla </w:t>
           </w:r>
           <w:proofErr w:type="spellStart"/>
           <w:r>
@@ -8889,7 +8889,7 @@
               <w:sz w:val="16"/>
               <w:szCs w:val="18"/>
             </w:rPr>
-            <w:t xml:space="preserve">Fetih Mahallesi Aslanlı Kışla </w:t>
+            <w:t xml:space="preserve">Akabe Mahallesi Aslanlı Kışla </w:t>
           </w:r>
           <w:proofErr w:type="spellStart"/>
           <w:r>

--- a/templates/şablonlar/4. Elektrik/FR7.2.71 Katodik Koruma Ölçüm Raporu.docx
+++ b/templates/şablonlar/4. Elektrik/FR7.2.71 Katodik Koruma Ölçüm Raporu.docx
@@ -9773,6 +9773,115 @@
               <w:szCs w:val="16"/>
             </w:rPr>
             <w:t>ET-2022-043-02</w:t>
+          </w:r>
+        </w:p>
+      </w:tc>
+    </w:tr>
+    <w:tr>
+      <w:tc>
+        <w:tcPr>
+          <w:tcW w:w="1118" w:type="dxa"/>
+          <w:tcBorders>
+            <w:top w:val="nil"/>
+            <w:bottom w:val="single" w:sz="4" w:space="0" w:color="auto"/>
+            <w:right w:val="nil"/>
+          </w:tcBorders>
+          <w:shd w:val="clear" w:color="auto" w:fill="auto"/>
+        </w:tcPr>
+        <w:p>
+          <w:pPr>
+            <w:rPr>
+              <w:rFonts w:ascii="Calibri" w:hAnsi="Calibri" w:cs="Calibri"/>
+              <w:sz w:val="16"/>
+              <w:szCs w:val="16"/>
+            </w:rPr>
+          </w:pPr>
+          <w:r>
+            <w:rPr>
+              <w:rFonts w:ascii="Calibri" w:hAnsi="Calibri" w:cs="Calibri"/>
+              <w:b/>
+              <w:sz w:val="16"/>
+              <w:szCs w:val="16"/>
+              <w:lang w:val="es-ES"/>
+            </w:rPr>
+            <w:t xml:space="preserve">SGK Sicil No      :</w:t>
+          </w:r>
+        </w:p>
+      </w:tc>
+      <w:tc>
+        <w:tcPr>
+          <w:tcW w:w="5875" w:type="dxa"/>
+          <w:tcBorders>
+            <w:top w:val="nil"/>
+            <w:left w:val="nil"/>
+            <w:bottom w:val="single" w:sz="4" w:space="0" w:color="auto"/>
+            <w:right w:val="nil"/>
+          </w:tcBorders>
+        </w:tcPr>
+        <w:p>
+          <w:r>
+            <w:rPr>
+              <w:rFonts w:ascii="Calibri" w:hAnsi="Calibri" w:cs="Calibri"/>
+              <w:sz w:val="16"/>
+              <w:szCs w:val="16"/>
+            </w:rPr>
+            <w:t xml:space="preserve">-</w:t>
+          </w:r>
+        </w:p>
+      </w:tc>
+      <w:tc>
+        <w:tcPr>
+          <w:tcW w:w="1726" w:type="dxa"/>
+          <w:tcBorders>
+            <w:left w:val="nil"/>
+            <w:right w:val="nil"/>
+          </w:tcBorders>
+          <w:shd w:val="clear" w:color="auto" w:fill="auto"/>
+        </w:tcPr>
+        <w:p>
+          <w:pPr>
+            <w:rPr>
+              <w:rFonts w:ascii="Calibri" w:hAnsi="Calibri" w:cs="Calibri"/>
+              <w:sz w:val="16"/>
+              <w:szCs w:val="16"/>
+            </w:rPr>
+          </w:pPr>
+          <w:r>
+            <w:rPr>
+              <w:rFonts w:ascii="Calibri" w:hAnsi="Calibri" w:cs="Calibri"/>
+              <w:b/>
+              <w:sz w:val="16"/>
+              <w:szCs w:val="16"/>
+              <w:lang w:val="es-ES"/>
+            </w:rPr>
+            <w:t xml:space="preserve">İSG-KATİP Sözleşme ID  :</w:t>
+          </w:r>
+        </w:p>
+      </w:tc>
+      <w:tc>
+        <w:tcPr>
+          <w:tcW w:w="1697" w:type="dxa"/>
+          <w:tcBorders>
+            <w:top w:val="nil"/>
+            <w:left w:val="nil"/>
+            <w:bottom w:val="single" w:sz="4" w:space="0" w:color="auto"/>
+          </w:tcBorders>
+        </w:tcPr>
+        <w:p>
+          <w:pPr>
+            <w:rPr>
+              <w:rFonts w:ascii="Calibri" w:hAnsi="Calibri" w:cs="Calibri"/>
+              <w:sz w:val="16"/>
+              <w:szCs w:val="16"/>
+            </w:rPr>
+          </w:pPr>
+          <w:r>
+            <w:rPr>
+              <w:rFonts w:ascii="Calibri" w:hAnsi="Calibri" w:cs="Calibri"/>
+              <w:sz w:val="16"/>
+              <w:szCs w:val="16"/>
+            </w:rPr>
+            <w:t xml:space="preserve">-</w:t>
           </w:r>
         </w:p>
       </w:tc>
